--- a/Riemann Zeta/The RH Map - Aug 30, 2026 - Bibliography.docx
+++ b/Riemann Zeta/The RH Map - Aug 30, 2026 - Bibliography.docx
@@ -78,7 +78,71 @@
         <w:t>Bernhard Riemann (1859).</w:t>
       </w:r>
       <w:r>
-        <w:t xml:space="preserve"> “Ueber die Anzahl der Primzahlen unter einer gegebenen Grösse.” Monatsberichte der Berliner Akademie. </w:t>
+        <w:t xml:space="preserve"> “</w:t>
+      </w:r>
+      <w:proofErr w:type="spellStart"/>
+      <w:r>
+        <w:t>Ueber</w:t>
+      </w:r>
+      <w:proofErr w:type="spellEnd"/>
+      <w:r>
+        <w:t xml:space="preserve"> die </w:t>
+      </w:r>
+      <w:proofErr w:type="spellStart"/>
+      <w:r>
+        <w:t>Anzahl</w:t>
+      </w:r>
+      <w:proofErr w:type="spellEnd"/>
+      <w:r>
+        <w:t xml:space="preserve"> der </w:t>
+      </w:r>
+      <w:proofErr w:type="spellStart"/>
+      <w:r>
+        <w:t>Primzahlen</w:t>
+      </w:r>
+      <w:proofErr w:type="spellEnd"/>
+      <w:r>
+        <w:t xml:space="preserve"> </w:t>
+      </w:r>
+      <w:proofErr w:type="spellStart"/>
+      <w:r>
+        <w:t>unter</w:t>
+      </w:r>
+      <w:proofErr w:type="spellEnd"/>
+      <w:r>
+        <w:t xml:space="preserve"> </w:t>
+      </w:r>
+      <w:proofErr w:type="spellStart"/>
+      <w:r>
+        <w:t>einer</w:t>
+      </w:r>
+      <w:proofErr w:type="spellEnd"/>
+      <w:r>
+        <w:t xml:space="preserve"> </w:t>
+      </w:r>
+      <w:proofErr w:type="spellStart"/>
+      <w:r>
+        <w:t>gegebenen</w:t>
+      </w:r>
+      <w:proofErr w:type="spellEnd"/>
+      <w:r>
+        <w:t xml:space="preserve"> </w:t>
+      </w:r>
+      <w:proofErr w:type="spellStart"/>
+      <w:r>
+        <w:t>Grösse</w:t>
+      </w:r>
+      <w:proofErr w:type="spellEnd"/>
+      <w:r>
+        <w:t xml:space="preserve">.” </w:t>
+      </w:r>
+      <w:proofErr w:type="spellStart"/>
+      <w:r>
+        <w:t>Monatsberichte</w:t>
+      </w:r>
+      <w:proofErr w:type="spellEnd"/>
+      <w:r>
+        <w:t xml:space="preserve"> der Berliner Akademie. </w:t>
       </w:r>
       <w:hyperlink r:id="rId7">
         <w:r>
@@ -104,7 +168,55 @@
         <w:t>Jacques Hadamard (1896).</w:t>
       </w:r>
       <w:r>
-        <w:t xml:space="preserve"> “Sur la distribution des zéros de la fonction ζ(s) et ses conséquences arithmétiques.” Bulletin de la Société Mathématique de France 24, 199-220. </w:t>
+        <w:t xml:space="preserve"> “Sur la distribution des </w:t>
+      </w:r>
+      <w:proofErr w:type="spellStart"/>
+      <w:r>
+        <w:t>zéros</w:t>
+      </w:r>
+      <w:proofErr w:type="spellEnd"/>
+      <w:r>
+        <w:t xml:space="preserve"> de la </w:t>
+      </w:r>
+      <w:proofErr w:type="spellStart"/>
+      <w:r>
+        <w:t>fonction</w:t>
+      </w:r>
+      <w:proofErr w:type="spellEnd"/>
+      <w:r>
+        <w:t xml:space="preserve"> ζ(s) et </w:t>
+      </w:r>
+      <w:proofErr w:type="spellStart"/>
+      <w:r>
+        <w:t>ses</w:t>
+      </w:r>
+      <w:proofErr w:type="spellEnd"/>
+      <w:r>
+        <w:t xml:space="preserve"> </w:t>
+      </w:r>
+      <w:proofErr w:type="spellStart"/>
+      <w:r>
+        <w:t>conséquences</w:t>
+      </w:r>
+      <w:proofErr w:type="spellEnd"/>
+      <w:r>
+        <w:t xml:space="preserve"> </w:t>
+      </w:r>
+      <w:proofErr w:type="spellStart"/>
+      <w:r>
+        <w:t>arithmétiques</w:t>
+      </w:r>
+      <w:proofErr w:type="spellEnd"/>
+      <w:r>
+        <w:t xml:space="preserve">.” Bulletin de la Société </w:t>
+      </w:r>
+      <w:proofErr w:type="spellStart"/>
+      <w:r>
+        <w:t>Mathématique</w:t>
+      </w:r>
+      <w:proofErr w:type="spellEnd"/>
+      <w:r>
+        <w:t xml:space="preserve"> de France 24, 199-220. </w:t>
       </w:r>
       <w:hyperlink r:id="rId8">
         <w:r>
@@ -130,7 +242,55 @@
         <w:t>Charles-Jean de la Vallée Poussin (1896).</w:t>
       </w:r>
       <w:r>
-        <w:t xml:space="preserve"> “Recherches analytiques sur la théorie des nombres premiers.” Annales de la Société Scientifique de Bruxelles 20. </w:t>
+        <w:t xml:space="preserve"> “</w:t>
+      </w:r>
+      <w:proofErr w:type="spellStart"/>
+      <w:r>
+        <w:t>Recherches</w:t>
+      </w:r>
+      <w:proofErr w:type="spellEnd"/>
+      <w:r>
+        <w:t xml:space="preserve"> </w:t>
+      </w:r>
+      <w:proofErr w:type="spellStart"/>
+      <w:r>
+        <w:t>analytiques</w:t>
+      </w:r>
+      <w:proofErr w:type="spellEnd"/>
+      <w:r>
+        <w:t xml:space="preserve"> sur la </w:t>
+      </w:r>
+      <w:proofErr w:type="spellStart"/>
+      <w:r>
+        <w:t>théorie</w:t>
+      </w:r>
+      <w:proofErr w:type="spellEnd"/>
+      <w:r>
+        <w:t xml:space="preserve"> des </w:t>
+      </w:r>
+      <w:proofErr w:type="spellStart"/>
+      <w:r>
+        <w:t>nombres</w:t>
+      </w:r>
+      <w:proofErr w:type="spellEnd"/>
+      <w:r>
+        <w:t xml:space="preserve"> premiers.” Annales de la Société </w:t>
+      </w:r>
+      <w:proofErr w:type="spellStart"/>
+      <w:r>
+        <w:t>Scientifique</w:t>
+      </w:r>
+      <w:proofErr w:type="spellEnd"/>
+      <w:r>
+        <w:t xml:space="preserve"> de </w:t>
+      </w:r>
+      <w:proofErr w:type="spellStart"/>
+      <w:r>
+        <w:t>Bruxelles</w:t>
+      </w:r>
+      <w:proofErr w:type="spellEnd"/>
+      <w:r>
+        <w:t xml:space="preserve"> 20. </w:t>
       </w:r>
       <w:hyperlink r:id="rId9">
         <w:r>
@@ -156,7 +316,47 @@
         <w:t>G. H. Hardy (1914).</w:t>
       </w:r>
       <w:r>
-        <w:t xml:space="preserve"> “Sur les zéros de la fonction ζ(s) de Riemann.” Comptes Rendus de l’Académie des Sciences 158, 1012-1014. </w:t>
+        <w:t xml:space="preserve"> “Sur les </w:t>
+      </w:r>
+      <w:proofErr w:type="spellStart"/>
+      <w:r>
+        <w:t>zéros</w:t>
+      </w:r>
+      <w:proofErr w:type="spellEnd"/>
+      <w:r>
+        <w:t xml:space="preserve"> de la </w:t>
+      </w:r>
+      <w:proofErr w:type="spellStart"/>
+      <w:r>
+        <w:t>fonction</w:t>
+      </w:r>
+      <w:proofErr w:type="spellEnd"/>
+      <w:r>
+        <w:t xml:space="preserve"> ζ(s) de Riemann.” </w:t>
+      </w:r>
+      <w:proofErr w:type="spellStart"/>
+      <w:r>
+        <w:t>Comptes</w:t>
+      </w:r>
+      <w:proofErr w:type="spellEnd"/>
+      <w:r>
+        <w:t xml:space="preserve"> </w:t>
+      </w:r>
+      <w:proofErr w:type="spellStart"/>
+      <w:r>
+        <w:t>Rendus</w:t>
+      </w:r>
+      <w:proofErr w:type="spellEnd"/>
+      <w:r>
+        <w:t xml:space="preserve"> de </w:t>
+      </w:r>
+      <w:proofErr w:type="spellStart"/>
+      <w:r>
+        <w:t>l’Académie</w:t>
+      </w:r>
+      <w:proofErr w:type="spellEnd"/>
+      <w:r>
+        <w:t xml:space="preserve"> des Sciences 158, 1012-1014. </w:t>
       </w:r>
       <w:hyperlink r:id="rId10">
         <w:r>
@@ -182,7 +382,15 @@
         <w:t>G. H. Hardy and J. E. Littlewood (1921).</w:t>
       </w:r>
       <w:r>
-        <w:t xml:space="preserve"> “The zeros of Riemann’s zeta-function on the critical line.” Mathematische Zeitschrift 10, 283-317. </w:t>
+        <w:t xml:space="preserve"> “The zeros of Riemann’s zeta-function on the critical line.” Mathematische </w:t>
+      </w:r>
+      <w:proofErr w:type="spellStart"/>
+      <w:r>
+        <w:t>Zeitschrift</w:t>
+      </w:r>
+      <w:proofErr w:type="spellEnd"/>
+      <w:r>
+        <w:t xml:space="preserve"> 10, 283-317. </w:t>
       </w:r>
       <w:hyperlink r:id="rId11">
         <w:r>
@@ -208,7 +416,39 @@
         <w:t>Andreas Speiser (1934).</w:t>
       </w:r>
       <w:r>
-        <w:t xml:space="preserve"> “Geometrisches zur Riemannschen Zetafunktion.” Mathematische Annalen 110, 514-521. </w:t>
+        <w:t xml:space="preserve"> “</w:t>
+      </w:r>
+      <w:proofErr w:type="spellStart"/>
+      <w:r>
+        <w:t>Geometrisches</w:t>
+      </w:r>
+      <w:proofErr w:type="spellEnd"/>
+      <w:r>
+        <w:t xml:space="preserve"> </w:t>
+      </w:r>
+      <w:proofErr w:type="spellStart"/>
+      <w:r>
+        <w:t>zur</w:t>
+      </w:r>
+      <w:proofErr w:type="spellEnd"/>
+      <w:r>
+        <w:t xml:space="preserve"> </w:t>
+      </w:r>
+      <w:proofErr w:type="spellStart"/>
+      <w:r>
+        <w:t>Riemannschen</w:t>
+      </w:r>
+      <w:proofErr w:type="spellEnd"/>
+      <w:r>
+        <w:t xml:space="preserve"> </w:t>
+      </w:r>
+      <w:proofErr w:type="spellStart"/>
+      <w:r>
+        <w:t>Zetafunktion</w:t>
+      </w:r>
+      <w:proofErr w:type="spellEnd"/>
+      <w:r>
+        <w:t xml:space="preserve">.” Mathematische Annalen 110, 514-521. </w:t>
       </w:r>
       <w:hyperlink r:id="rId12">
         <w:r>
@@ -234,7 +474,15 @@
         <w:t>A. E. Ingham (1940).</w:t>
       </w:r>
       <w:r>
-        <w:t xml:space="preserve"> “On the estimation of N(σ,T).” Quarterly Journal of Mathematics os-11, 201-202. </w:t>
+        <w:t xml:space="preserve"> “On the estimation of N(</w:t>
+      </w:r>
+      <w:proofErr w:type="spellStart"/>
+      <w:r>
+        <w:t>σ,T</w:t>
+      </w:r>
+      <w:proofErr w:type="spellEnd"/>
+      <w:r>
+        <w:t xml:space="preserve">).” Quarterly Journal of Mathematics os-11, 201-202. </w:t>
       </w:r>
       <w:hyperlink r:id="rId13">
         <w:r>
@@ -260,7 +508,39 @@
         <w:t>Atle Selberg (1942).</w:t>
       </w:r>
       <w:r>
-        <w:t xml:space="preserve"> “On the zeros of Riemann’s zeta-function.” Skrifter Norske Videnskaps-Akademi i Oslo, I. Mat.-Naturv. Klasse, no. 10. </w:t>
+        <w:t xml:space="preserve"> “On the zeros of Riemann’s zeta-function.” </w:t>
+      </w:r>
+      <w:proofErr w:type="spellStart"/>
+      <w:r>
+        <w:t>Skrifter</w:t>
+      </w:r>
+      <w:proofErr w:type="spellEnd"/>
+      <w:r>
+        <w:t xml:space="preserve"> Norske Videnskaps-</w:t>
+      </w:r>
+      <w:proofErr w:type="spellStart"/>
+      <w:r>
+        <w:t>Akademi</w:t>
+      </w:r>
+      <w:proofErr w:type="spellEnd"/>
+      <w:r>
+        <w:t xml:space="preserve"> </w:t>
+      </w:r>
+      <w:proofErr w:type="spellStart"/>
+      <w:r>
+        <w:t>i</w:t>
+      </w:r>
+      <w:proofErr w:type="spellEnd"/>
+      <w:r>
+        <w:t xml:space="preserve"> Oslo, I. Mat.-</w:t>
+      </w:r>
+      <w:proofErr w:type="spellStart"/>
+      <w:r>
+        <w:t>Naturv</w:t>
+      </w:r>
+      <w:proofErr w:type="spellEnd"/>
+      <w:r>
+        <w:t xml:space="preserve">. Klasse, no. 10. </w:t>
       </w:r>
       <w:hyperlink r:id="rId14">
         <w:r>
@@ -286,7 +566,39 @@
         <w:t>Atle Selberg (1946).</w:t>
       </w:r>
       <w:r>
-        <w:t xml:space="preserve"> “Contributions to the theory of the Riemann zeta-function.” Archiv for Mathematik og Naturvidenskab 48, 89-155. </w:t>
+        <w:t xml:space="preserve"> “Contributions to the theory of the Riemann zeta-function.” </w:t>
+      </w:r>
+      <w:proofErr w:type="spellStart"/>
+      <w:r>
+        <w:t>Archiv</w:t>
+      </w:r>
+      <w:proofErr w:type="spellEnd"/>
+      <w:r>
+        <w:t xml:space="preserve"> for </w:t>
+      </w:r>
+      <w:proofErr w:type="spellStart"/>
+      <w:r>
+        <w:t>Mathematik</w:t>
+      </w:r>
+      <w:proofErr w:type="spellEnd"/>
+      <w:r>
+        <w:t xml:space="preserve"> </w:t>
+      </w:r>
+      <w:proofErr w:type="spellStart"/>
+      <w:r>
+        <w:t>og</w:t>
+      </w:r>
+      <w:proofErr w:type="spellEnd"/>
+      <w:r>
+        <w:t xml:space="preserve"> </w:t>
+      </w:r>
+      <w:proofErr w:type="spellStart"/>
+      <w:r>
+        <w:t>Naturvidenskab</w:t>
+      </w:r>
+      <w:proofErr w:type="spellEnd"/>
+      <w:r>
+        <w:t xml:space="preserve"> 48, 89-155. </w:t>
       </w:r>
       <w:hyperlink r:id="rId15">
         <w:r>
@@ -390,7 +702,63 @@
         <w:t>André Weil (1952).</w:t>
       </w:r>
       <w:r>
-        <w:t xml:space="preserve"> “Sur les ‘formules explicites’ de la théorie des nombres premiers.” Communications du Séminaire Mathématique de l’Université de Lund, 252-265. </w:t>
+        <w:t xml:space="preserve"> “Sur les ‘</w:t>
+      </w:r>
+      <w:proofErr w:type="spellStart"/>
+      <w:r>
+        <w:t>formules</w:t>
+      </w:r>
+      <w:proofErr w:type="spellEnd"/>
+      <w:r>
+        <w:t xml:space="preserve"> </w:t>
+      </w:r>
+      <w:proofErr w:type="spellStart"/>
+      <w:r>
+        <w:t>explicites</w:t>
+      </w:r>
+      <w:proofErr w:type="spellEnd"/>
+      <w:r>
+        <w:t xml:space="preserve">’ de la </w:t>
+      </w:r>
+      <w:proofErr w:type="spellStart"/>
+      <w:r>
+        <w:t>théorie</w:t>
+      </w:r>
+      <w:proofErr w:type="spellEnd"/>
+      <w:r>
+        <w:t xml:space="preserve"> des </w:t>
+      </w:r>
+      <w:proofErr w:type="spellStart"/>
+      <w:r>
+        <w:t>nombres</w:t>
+      </w:r>
+      <w:proofErr w:type="spellEnd"/>
+      <w:r>
+        <w:t xml:space="preserve"> premiers.” Communications du </w:t>
+      </w:r>
+      <w:proofErr w:type="spellStart"/>
+      <w:r>
+        <w:t>Séminaire</w:t>
+      </w:r>
+      <w:proofErr w:type="spellEnd"/>
+      <w:r>
+        <w:t xml:space="preserve"> </w:t>
+      </w:r>
+      <w:proofErr w:type="spellStart"/>
+      <w:r>
+        <w:t>Mathématique</w:t>
+      </w:r>
+      <w:proofErr w:type="spellEnd"/>
+      <w:r>
+        <w:t xml:space="preserve"> de </w:t>
+      </w:r>
+      <w:proofErr w:type="spellStart"/>
+      <w:r>
+        <w:t>l’Université</w:t>
+      </w:r>
+      <w:proofErr w:type="spellEnd"/>
+      <w:r>
+        <w:t xml:space="preserve"> de Lund, 252-265. </w:t>
       </w:r>
       <w:hyperlink r:id="rId19">
         <w:r>
@@ -440,7 +808,23 @@
           <w:b/>
           <w:bCs/>
         </w:rPr>
-        <w:t>Arne Beurling (1955).</w:t>
+        <w:t xml:space="preserve">Arne </w:t>
+      </w:r>
+      <w:proofErr w:type="spellStart"/>
+      <w:r>
+        <w:rPr>
+          <w:b/>
+          <w:bCs/>
+        </w:rPr>
+        <w:t>Beurling</w:t>
+      </w:r>
+      <w:proofErr w:type="spellEnd"/>
+      <w:r>
+        <w:rPr>
+          <w:b/>
+          <w:bCs/>
+        </w:rPr>
+        <w:t xml:space="preserve"> (1955).</w:t>
       </w:r>
       <w:r>
         <w:t xml:space="preserve"> “A closure problem related to the Riemann zeta-function.” Proceedings of the National Academy of Sciences 41, 312-314. </w:t>
@@ -469,7 +853,15 @@
         <w:t>Hugh L. Montgomery (1973).</w:t>
       </w:r>
       <w:r>
-        <w:t xml:space="preserve"> “The pair correlation of zeros of the zeta function.” Analytic Number Theory, Proc. Sympos. Pure Math. 24, 181-193. </w:t>
+        <w:t xml:space="preserve"> “The pair correlation of zeros of the zeta function.” Analytic Number Theory, Proc. </w:t>
+      </w:r>
+      <w:proofErr w:type="spellStart"/>
+      <w:r>
+        <w:t>Sympos</w:t>
+      </w:r>
+      <w:proofErr w:type="spellEnd"/>
+      <w:r>
+        <w:t xml:space="preserve">. Pure Math. 24, 181-193. </w:t>
       </w:r>
       <w:hyperlink r:id="rId22">
         <w:r>
@@ -521,7 +913,23 @@
         <w:t>Pierre Deligne (1974).</w:t>
       </w:r>
       <w:r>
-        <w:t xml:space="preserve"> “La conjecture de Weil: I.” Publications Mathématiques de l’IHÉS 43, 273-307. </w:t>
+        <w:t xml:space="preserve"> “La conjecture de Weil: I.” Publications </w:t>
+      </w:r>
+      <w:proofErr w:type="spellStart"/>
+      <w:r>
+        <w:t>Mathématiques</w:t>
+      </w:r>
+      <w:proofErr w:type="spellEnd"/>
+      <w:r>
+        <w:t xml:space="preserve"> de </w:t>
+      </w:r>
+      <w:proofErr w:type="spellStart"/>
+      <w:r>
+        <w:t>l’IHÉS</w:t>
+      </w:r>
+      <w:proofErr w:type="spellEnd"/>
+      <w:r>
+        <w:t xml:space="preserve"> 43, 273-307. </w:t>
       </w:r>
       <w:hyperlink r:id="rId24">
         <w:r>
@@ -599,7 +1007,31 @@
         <w:t>Patrick X. Gallagher and Julia H. Mueller (1978).</w:t>
       </w:r>
       <w:r>
-        <w:t xml:space="preserve"> “Primes and zeros in short intervals.” Journal für die reine und angewandte Mathematik 303/304, 205-220. </w:t>
+        <w:t xml:space="preserve"> “Primes and zeros in short intervals.” Journal für die </w:t>
+      </w:r>
+      <w:proofErr w:type="spellStart"/>
+      <w:r>
+        <w:t>reine</w:t>
+      </w:r>
+      <w:proofErr w:type="spellEnd"/>
+      <w:r>
+        <w:t xml:space="preserve"> und </w:t>
+      </w:r>
+      <w:proofErr w:type="spellStart"/>
+      <w:r>
+        <w:t>angewandte</w:t>
+      </w:r>
+      <w:proofErr w:type="spellEnd"/>
+      <w:r>
+        <w:t xml:space="preserve"> </w:t>
+      </w:r>
+      <w:proofErr w:type="spellStart"/>
+      <w:r>
+        <w:t>Mathematik</w:t>
+      </w:r>
+      <w:proofErr w:type="spellEnd"/>
+      <w:r>
+        <w:t xml:space="preserve"> 303/304, 205-220. </w:t>
       </w:r>
       <w:hyperlink r:id="rId27">
         <w:r>
@@ -651,7 +1083,71 @@
         <w:t>Guy Robin (1984).</w:t>
       </w:r>
       <w:r>
-        <w:t xml:space="preserve"> “Grandes valeurs de la fonction somme des diviseurs et hypothèse de Riemann.” Journal de Mathématiques Pures et Appliquées 63, 187-213. </w:t>
+        <w:t xml:space="preserve"> “Grandes </w:t>
+      </w:r>
+      <w:proofErr w:type="spellStart"/>
+      <w:r>
+        <w:t>valeurs</w:t>
+      </w:r>
+      <w:proofErr w:type="spellEnd"/>
+      <w:r>
+        <w:t xml:space="preserve"> de la </w:t>
+      </w:r>
+      <w:proofErr w:type="spellStart"/>
+      <w:r>
+        <w:t>fonction</w:t>
+      </w:r>
+      <w:proofErr w:type="spellEnd"/>
+      <w:r>
+        <w:t xml:space="preserve"> </w:t>
+      </w:r>
+      <w:proofErr w:type="spellStart"/>
+      <w:r>
+        <w:t>somme</w:t>
+      </w:r>
+      <w:proofErr w:type="spellEnd"/>
+      <w:r>
+        <w:t xml:space="preserve"> des </w:t>
+      </w:r>
+      <w:proofErr w:type="spellStart"/>
+      <w:r>
+        <w:t>diviseurs</w:t>
+      </w:r>
+      <w:proofErr w:type="spellEnd"/>
+      <w:r>
+        <w:t xml:space="preserve"> et </w:t>
+      </w:r>
+      <w:proofErr w:type="spellStart"/>
+      <w:r>
+        <w:t>hypothèse</w:t>
+      </w:r>
+      <w:proofErr w:type="spellEnd"/>
+      <w:r>
+        <w:t xml:space="preserve"> de Riemann.” Journal de </w:t>
+      </w:r>
+      <w:proofErr w:type="spellStart"/>
+      <w:r>
+        <w:t>Mathématiques</w:t>
+      </w:r>
+      <w:proofErr w:type="spellEnd"/>
+      <w:r>
+        <w:t xml:space="preserve"> </w:t>
+      </w:r>
+      <w:proofErr w:type="spellStart"/>
+      <w:r>
+        <w:t>Pures</w:t>
+      </w:r>
+      <w:proofErr w:type="spellEnd"/>
+      <w:r>
+        <w:t xml:space="preserve"> et </w:t>
+      </w:r>
+      <w:proofErr w:type="spellStart"/>
+      <w:r>
+        <w:t>Appliquées</w:t>
+      </w:r>
+      <w:proofErr w:type="spellEnd"/>
+      <w:r>
+        <w:t xml:space="preserve"> 63, 187-213. </w:t>
       </w:r>
       <w:hyperlink r:id="rId29">
         <w:r>
@@ -677,7 +1173,39 @@
         <w:t>Aleksandar Ivić (1984).</w:t>
       </w:r>
       <w:r>
-        <w:t xml:space="preserve"> “A zero-density theorem for the Riemann zeta-function.” Trudy Matematicheskogo Instituta imeni V. A. Steklova 163, 85-89. </w:t>
+        <w:t xml:space="preserve"> “A zero-density theorem for the Riemann zeta-function.” Trudy </w:t>
+      </w:r>
+      <w:proofErr w:type="spellStart"/>
+      <w:r>
+        <w:t>Matematicheskogo</w:t>
+      </w:r>
+      <w:proofErr w:type="spellEnd"/>
+      <w:r>
+        <w:t xml:space="preserve"> </w:t>
+      </w:r>
+      <w:proofErr w:type="spellStart"/>
+      <w:r>
+        <w:t>Instituta</w:t>
+      </w:r>
+      <w:proofErr w:type="spellEnd"/>
+      <w:r>
+        <w:t xml:space="preserve"> </w:t>
+      </w:r>
+      <w:proofErr w:type="spellStart"/>
+      <w:r>
+        <w:t>imeni</w:t>
+      </w:r>
+      <w:proofErr w:type="spellEnd"/>
+      <w:r>
+        <w:t xml:space="preserve"> V. A. </w:t>
+      </w:r>
+      <w:proofErr w:type="spellStart"/>
+      <w:r>
+        <w:t>Steklova</w:t>
+      </w:r>
+      <w:proofErr w:type="spellEnd"/>
+      <w:r>
+        <w:t xml:space="preserve"> 163, 85-89. </w:t>
       </w:r>
       <w:hyperlink r:id="rId30">
         <w:r>
@@ -752,7 +1280,23 @@
           <w:b/>
           <w:bCs/>
         </w:rPr>
-        <w:t>Andrew M. Odlyzko (1987).</w:t>
+        <w:t xml:space="preserve">Andrew M. </w:t>
+      </w:r>
+      <w:proofErr w:type="spellStart"/>
+      <w:r>
+        <w:rPr>
+          <w:b/>
+          <w:bCs/>
+        </w:rPr>
+        <w:t>Odlyzko</w:t>
+      </w:r>
+      <w:proofErr w:type="spellEnd"/>
+      <w:r>
+        <w:rPr>
+          <w:b/>
+          <w:bCs/>
+        </w:rPr>
+        <w:t xml:space="preserve"> (1987).</w:t>
       </w:r>
       <w:r>
         <w:t xml:space="preserve"> “On the distribution of spacings between zeros of the zeta function.” Mathematics of Computation 48, 273-308. </w:t>
@@ -781,7 +1325,31 @@
         <w:t>J. Brian Conrey (1989).</w:t>
       </w:r>
       <w:r>
-        <w:t xml:space="preserve"> “More than two fifths of the zeros of the Riemann zeta function are on the critical line.” Journal für die reine und angewandte Mathematik 399, 1-26. </w:t>
+        <w:t xml:space="preserve"> “More than two fifths of the zeros of the Riemann zeta function are on the critical line.” Journal für die </w:t>
+      </w:r>
+      <w:proofErr w:type="spellStart"/>
+      <w:r>
+        <w:t>reine</w:t>
+      </w:r>
+      <w:proofErr w:type="spellEnd"/>
+      <w:r>
+        <w:t xml:space="preserve"> und </w:t>
+      </w:r>
+      <w:proofErr w:type="spellStart"/>
+      <w:r>
+        <w:t>angewandte</w:t>
+      </w:r>
+      <w:proofErr w:type="spellEnd"/>
+      <w:r>
+        <w:t xml:space="preserve"> </w:t>
+      </w:r>
+      <w:proofErr w:type="spellStart"/>
+      <w:r>
+        <w:t>Mathematik</w:t>
+      </w:r>
+      <w:proofErr w:type="spellEnd"/>
+      <w:r>
+        <w:t xml:space="preserve"> 399, 1-26. </w:t>
       </w:r>
       <w:hyperlink r:id="rId34">
         <w:r>
@@ -807,7 +1375,23 @@
         <w:t>Christopher Deninger (1992).</w:t>
       </w:r>
       <w:r>
-        <w:t xml:space="preserve"> “Local L-factors of motives and regularized determinants.” Inventiones Mathematicae 107, 135-150. </w:t>
+        <w:t xml:space="preserve"> “Local L-factors of motives and regularized determinants.” </w:t>
+      </w:r>
+      <w:proofErr w:type="spellStart"/>
+      <w:r>
+        <w:t>Inventiones</w:t>
+      </w:r>
+      <w:proofErr w:type="spellEnd"/>
+      <w:r>
+        <w:t xml:space="preserve"> </w:t>
+      </w:r>
+      <w:proofErr w:type="spellStart"/>
+      <w:r>
+        <w:t>Mathematicae</w:t>
+      </w:r>
+      <w:proofErr w:type="spellEnd"/>
+      <w:r>
+        <w:t xml:space="preserve"> 107, 135-150. </w:t>
       </w:r>
       <w:hyperlink r:id="rId35">
         <w:r>
@@ -885,7 +1469,15 @@
         <w:t>Michel Balazard, Éric Saias, and Marc Yor (1999).</w:t>
       </w:r>
       <w:r>
-        <w:t xml:space="preserve"> “Notes sur la fonction ζ de Riemann, 2.” Advances in Mathematics 143, 284-287. </w:t>
+        <w:t xml:space="preserve"> “Notes sur la </w:t>
+      </w:r>
+      <w:proofErr w:type="spellStart"/>
+      <w:r>
+        <w:t>fonction</w:t>
+      </w:r>
+      <w:proofErr w:type="spellEnd"/>
+      <w:r>
+        <w:t xml:space="preserve"> ζ de Riemann, 2.” Advances in Mathematics 143, 284-287. </w:t>
       </w:r>
       <w:hyperlink r:id="rId38">
         <w:r>
@@ -911,7 +1503,15 @@
         <w:t>Michael V. Berry and Jonathan P. Keating (1999).</w:t>
       </w:r>
       <w:r>
-        <w:t xml:space="preserve"> “The Riemann zeros and eigenvalue asymptotics.” SIAM Review 41, 236-266. </w:t>
+        <w:t xml:space="preserve"> “The Riemann zeros and eigenvalue </w:t>
+      </w:r>
+      <w:proofErr w:type="spellStart"/>
+      <w:r>
+        <w:t>asymptotics</w:t>
+      </w:r>
+      <w:proofErr w:type="spellEnd"/>
+      <w:r>
+        <w:t xml:space="preserve">.” SIAM Review 41, 236-266. </w:t>
       </w:r>
       <w:hyperlink r:id="rId39">
         <w:r>
@@ -961,7 +1561,23 @@
           <w:bCs/>
         </w:rPr>
         <w:lastRenderedPageBreak/>
-        <w:t>Enrico Bombieri and Jeffrey C. Lagarias (1999).</w:t>
+        <w:t xml:space="preserve">Enrico Bombieri and Jeffrey C. </w:t>
+      </w:r>
+      <w:proofErr w:type="spellStart"/>
+      <w:r>
+        <w:rPr>
+          <w:b/>
+          <w:bCs/>
+        </w:rPr>
+        <w:t>Lagarias</w:t>
+      </w:r>
+      <w:proofErr w:type="spellEnd"/>
+      <w:r>
+        <w:rPr>
+          <w:b/>
+          <w:bCs/>
+        </w:rPr>
+        <w:t xml:space="preserve"> (1999).</w:t>
       </w:r>
       <w:r>
         <w:t xml:space="preserve"> “Complements to Li’s criterion for the Riemann hypothesis.” Journal of Number Theory 77, 274-287. </w:t>
@@ -1013,7 +1629,23 @@
           <w:b/>
           <w:bCs/>
         </w:rPr>
-        <w:t>Daniel A. Goldston, Steven M. Gonek, Ahmet E. Özlük, and C. Snyder (2000).</w:t>
+        <w:t xml:space="preserve">Daniel A. Goldston, Steven M. Gonek, Ahmet E. </w:t>
+      </w:r>
+      <w:proofErr w:type="spellStart"/>
+      <w:r>
+        <w:rPr>
+          <w:b/>
+          <w:bCs/>
+        </w:rPr>
+        <w:t>Özlük</w:t>
+      </w:r>
+      <w:proofErr w:type="spellEnd"/>
+      <w:r>
+        <w:rPr>
+          <w:b/>
+          <w:bCs/>
+        </w:rPr>
+        <w:t>, and C. Snyder (2000).</w:t>
       </w:r>
       <w:r>
         <w:t xml:space="preserve"> “On the pair correlation of zeros of the Riemann zeta-function.” Proceedings of the London Mathematical Society 80, 31-49. </w:t>
@@ -1068,7 +1700,23 @@
         <w:t>Enrico Bombieri (2000).</w:t>
       </w:r>
       <w:r>
-        <w:t xml:space="preserve"> “Remarks on Weil’s quadratic functional in the theory of prime numbers, I.” Rendiconti Lincei 11, 183-233. </w:t>
+        <w:t xml:space="preserve"> “Remarks on Weil’s quadratic functional in the theory of prime numbers, I.” </w:t>
+      </w:r>
+      <w:proofErr w:type="spellStart"/>
+      <w:r>
+        <w:t>Rendiconti</w:t>
+      </w:r>
+      <w:proofErr w:type="spellEnd"/>
+      <w:r>
+        <w:t xml:space="preserve"> </w:t>
+      </w:r>
+      <w:proofErr w:type="spellStart"/>
+      <w:r>
+        <w:t>Lincei</w:t>
+      </w:r>
+      <w:proofErr w:type="spellEnd"/>
+      <w:r>
+        <w:t xml:space="preserve"> 11, 183-233. </w:t>
       </w:r>
       <w:hyperlink r:id="rId45">
         <w:r>
@@ -1091,7 +1739,23 @@
           <w:b/>
           <w:bCs/>
         </w:rPr>
-        <w:t>Jeffrey C. Lagarias (2002).</w:t>
+        <w:t xml:space="preserve">Jeffrey C. </w:t>
+      </w:r>
+      <w:proofErr w:type="spellStart"/>
+      <w:r>
+        <w:rPr>
+          <w:b/>
+          <w:bCs/>
+        </w:rPr>
+        <w:t>Lagarias</w:t>
+      </w:r>
+      <w:proofErr w:type="spellEnd"/>
+      <w:r>
+        <w:rPr>
+          <w:b/>
+          <w:bCs/>
+        </w:rPr>
+        <w:t xml:space="preserve"> (2002).</w:t>
       </w:r>
       <w:r>
         <w:t xml:space="preserve"> “An elementary problem equivalent to the Riemann hypothesis.” American Mathematical Monthly 109, 534-543. </w:t>
@@ -1146,7 +1810,31 @@
         <w:t>Luis Báez-Duarte (2003).</w:t>
       </w:r>
       <w:r>
-        <w:t xml:space="preserve"> “A strengthening of the Nyman-Beurling criterion for the Riemann hypothesis.” Rendiconti Lincei 14, 5-11. </w:t>
+        <w:t xml:space="preserve"> “A strengthening of the Nyman-</w:t>
+      </w:r>
+      <w:proofErr w:type="spellStart"/>
+      <w:r>
+        <w:t>Beurling</w:t>
+      </w:r>
+      <w:proofErr w:type="spellEnd"/>
+      <w:r>
+        <w:t xml:space="preserve"> criterion for the Riemann hypothesis.” </w:t>
+      </w:r>
+      <w:proofErr w:type="spellStart"/>
+      <w:r>
+        <w:t>Rendiconti</w:t>
+      </w:r>
+      <w:proofErr w:type="spellEnd"/>
+      <w:r>
+        <w:t xml:space="preserve"> </w:t>
+      </w:r>
+      <w:proofErr w:type="spellStart"/>
+      <w:r>
+        <w:t>Lincei</w:t>
+      </w:r>
+      <w:proofErr w:type="spellEnd"/>
+      <w:r>
+        <w:t xml:space="preserve"> 14, 5-11. </w:t>
       </w:r>
       <w:hyperlink r:id="rId48">
         <w:r>
@@ -1195,10 +1883,42 @@
           <w:b/>
           <w:bCs/>
         </w:rPr>
-        <w:t>Jean-François Burnol (2004).</w:t>
-      </w:r>
-      <w:r>
-        <w:t xml:space="preserve"> “Two complete and minimal systems associated with the zeros of the Riemann zeta function.” Journal de Théorie des Nombres de Bordeaux 16, 65-94. </w:t>
+        <w:t xml:space="preserve">Jean-François </w:t>
+      </w:r>
+      <w:proofErr w:type="spellStart"/>
+      <w:r>
+        <w:rPr>
+          <w:b/>
+          <w:bCs/>
+        </w:rPr>
+        <w:t>Burnol</w:t>
+      </w:r>
+      <w:proofErr w:type="spellEnd"/>
+      <w:r>
+        <w:rPr>
+          <w:b/>
+          <w:bCs/>
+        </w:rPr>
+        <w:t xml:space="preserve"> (2004).</w:t>
+      </w:r>
+      <w:r>
+        <w:t xml:space="preserve"> “Two complete and minimal systems associated with the zeros of the Riemann zeta function.” Journal de </w:t>
+      </w:r>
+      <w:proofErr w:type="spellStart"/>
+      <w:r>
+        <w:t>Théorie</w:t>
+      </w:r>
+      <w:proofErr w:type="spellEnd"/>
+      <w:r>
+        <w:t xml:space="preserve"> des </w:t>
+      </w:r>
+      <w:proofErr w:type="spellStart"/>
+      <w:r>
+        <w:t>Nombres</w:t>
+      </w:r>
+      <w:proofErr w:type="spellEnd"/>
+      <w:r>
+        <w:t xml:space="preserve"> de Bordeaux 16, 65-94. </w:t>
       </w:r>
       <w:hyperlink r:id="rId50">
         <w:r>
@@ -1216,12 +1936,37 @@
           <w:numId w:val="2"/>
         </w:numPr>
       </w:pPr>
-      <w:r>
-        <w:rPr>
-          <w:b/>
-          <w:bCs/>
-        </w:rPr>
-        <w:t>Haseo Ki, Young-One Kim, and Jungseob Lee (2009).</w:t>
+      <w:proofErr w:type="spellStart"/>
+      <w:r>
+        <w:rPr>
+          <w:b/>
+          <w:bCs/>
+        </w:rPr>
+        <w:t>Haseo</w:t>
+      </w:r>
+      <w:proofErr w:type="spellEnd"/>
+      <w:r>
+        <w:rPr>
+          <w:b/>
+          <w:bCs/>
+        </w:rPr>
+        <w:t xml:space="preserve"> Ki, Young-One Kim, and </w:t>
+      </w:r>
+      <w:proofErr w:type="spellStart"/>
+      <w:r>
+        <w:rPr>
+          <w:b/>
+          <w:bCs/>
+        </w:rPr>
+        <w:t>Jungseob</w:t>
+      </w:r>
+      <w:proofErr w:type="spellEnd"/>
+      <w:r>
+        <w:rPr>
+          <w:b/>
+          <w:bCs/>
+        </w:rPr>
+        <w:t xml:space="preserve"> Lee (2009).</w:t>
       </w:r>
       <w:r>
         <w:t xml:space="preserve"> “On the de Bruijn-Newman constant.” Advances in Mathematics 222, 281-306. </w:t>
@@ -1268,12 +2013,21 @@
           <w:numId w:val="2"/>
         </w:numPr>
       </w:pPr>
-      <w:r>
-        <w:rPr>
-          <w:b/>
-          <w:bCs/>
-        </w:rPr>
-        <w:t>Shaoji Feng (2012).</w:t>
+      <w:proofErr w:type="spellStart"/>
+      <w:r>
+        <w:rPr>
+          <w:b/>
+          <w:bCs/>
+        </w:rPr>
+        <w:t>Shaoji</w:t>
+      </w:r>
+      <w:proofErr w:type="spellEnd"/>
+      <w:r>
+        <w:rPr>
+          <w:b/>
+          <w:bCs/>
+        </w:rPr>
+        <w:t xml:space="preserve"> Feng (2012).</w:t>
       </w:r>
       <w:r>
         <w:t xml:space="preserve"> “Zeros of the Riemann zeta function on the critical line.” Journal of Number Theory 132, 511-542. </w:t>
@@ -1302,7 +2056,31 @@
         <w:t>Alain Connes and Caterina Consani (2014).</w:t>
       </w:r>
       <w:r>
-        <w:t xml:space="preserve"> “The Arithmetic Site.” Comptes Rendus Mathématique 352, 971-975. </w:t>
+        <w:t xml:space="preserve"> “The Arithmetic Site.” </w:t>
+      </w:r>
+      <w:proofErr w:type="spellStart"/>
+      <w:r>
+        <w:t>Comptes</w:t>
+      </w:r>
+      <w:proofErr w:type="spellEnd"/>
+      <w:r>
+        <w:t xml:space="preserve"> </w:t>
+      </w:r>
+      <w:proofErr w:type="spellStart"/>
+      <w:r>
+        <w:t>Rendus</w:t>
+      </w:r>
+      <w:proofErr w:type="spellEnd"/>
+      <w:r>
+        <w:t xml:space="preserve"> </w:t>
+      </w:r>
+      <w:proofErr w:type="spellStart"/>
+      <w:r>
+        <w:t>Mathématique</w:t>
+      </w:r>
+      <w:proofErr w:type="spellEnd"/>
+      <w:r>
+        <w:t xml:space="preserve"> 352, 971-975. </w:t>
       </w:r>
       <w:hyperlink r:id="rId54">
         <w:r>
@@ -1456,7 +2234,23 @@
           <w:bCs/>
         </w:rPr>
         <w:lastRenderedPageBreak/>
-        <w:t>Kyle Pratt, Nicolas Robles, Alexandru Zaharescu, and Dirk Zeindler (2020).</w:t>
+        <w:t xml:space="preserve">Kyle Pratt, Nicolas Robles, Alexandru Zaharescu, and Dirk </w:t>
+      </w:r>
+      <w:proofErr w:type="spellStart"/>
+      <w:r>
+        <w:rPr>
+          <w:b/>
+          <w:bCs/>
+        </w:rPr>
+        <w:t>Zeindler</w:t>
+      </w:r>
+      <w:proofErr w:type="spellEnd"/>
+      <w:r>
+        <w:rPr>
+          <w:b/>
+          <w:bCs/>
+        </w:rPr>
+        <w:t xml:space="preserve"> (2020).</w:t>
       </w:r>
       <w:r>
         <w:t xml:space="preserve"> “More than five-twelfths of the zeros of ζ are on the critical line.” Research in the Mathematical Sciences 7, article 2. </w:t>
@@ -1560,7 +2354,23 @@
           <w:b/>
           <w:bCs/>
         </w:rPr>
-        <w:t>Michael J. Mossinghoff, Timothy S. Trudgian, and Andrew Yang (2024).</w:t>
+        <w:t xml:space="preserve">Michael J. Mossinghoff, Timothy S. </w:t>
+      </w:r>
+      <w:proofErr w:type="spellStart"/>
+      <w:r>
+        <w:rPr>
+          <w:b/>
+          <w:bCs/>
+        </w:rPr>
+        <w:t>Trudgian</w:t>
+      </w:r>
+      <w:proofErr w:type="spellEnd"/>
+      <w:r>
+        <w:rPr>
+          <w:b/>
+          <w:bCs/>
+        </w:rPr>
+        <w:t>, and Andrew Yang (2024).</w:t>
       </w:r>
       <w:r>
         <w:t xml:space="preserve"> “Explicit zero-free regions for the Riemann zeta-function.” Research in Number Theory 10. </w:t>
@@ -1742,7 +2552,39 @@
           <w:b/>
           <w:bCs/>
         </w:rPr>
-        <w:t>Daniel A. Goldston, Junghun Lee, Jordan Schettler, and Ade Irma Suriajaya (2025).</w:t>
+        <w:t xml:space="preserve">Daniel A. Goldston, </w:t>
+      </w:r>
+      <w:proofErr w:type="spellStart"/>
+      <w:r>
+        <w:rPr>
+          <w:b/>
+          <w:bCs/>
+        </w:rPr>
+        <w:t>Junghun</w:t>
+      </w:r>
+      <w:proofErr w:type="spellEnd"/>
+      <w:r>
+        <w:rPr>
+          <w:b/>
+          <w:bCs/>
+        </w:rPr>
+        <w:t xml:space="preserve"> Lee, Jordan Schettler, and Ade Irma </w:t>
+      </w:r>
+      <w:proofErr w:type="spellStart"/>
+      <w:r>
+        <w:rPr>
+          <w:b/>
+          <w:bCs/>
+        </w:rPr>
+        <w:t>Suriajaya</w:t>
+      </w:r>
+      <w:proofErr w:type="spellEnd"/>
+      <w:r>
+        <w:rPr>
+          <w:b/>
+          <w:bCs/>
+        </w:rPr>
+        <w:t xml:space="preserve"> (2025).</w:t>
       </w:r>
       <w:r>
         <w:t xml:space="preserve"> “Pair Correlation Conjecture for the zeros of the Riemann zeta-function I: simple and critical zeros.” arXiv:2503.15449. </w:t>
@@ -1768,7 +2610,39 @@
           <w:b/>
           <w:bCs/>
         </w:rPr>
-        <w:t>Daniel A. Goldston, Junghun Lee, Jordan Schettler, and Ade Irma Suriajaya (2025).</w:t>
+        <w:t xml:space="preserve">Daniel A. Goldston, </w:t>
+      </w:r>
+      <w:proofErr w:type="spellStart"/>
+      <w:r>
+        <w:rPr>
+          <w:b/>
+          <w:bCs/>
+        </w:rPr>
+        <w:t>Junghun</w:t>
+      </w:r>
+      <w:proofErr w:type="spellEnd"/>
+      <w:r>
+        <w:rPr>
+          <w:b/>
+          <w:bCs/>
+        </w:rPr>
+        <w:t xml:space="preserve"> Lee, Jordan Schettler, and Ade Irma </w:t>
+      </w:r>
+      <w:proofErr w:type="spellStart"/>
+      <w:r>
+        <w:rPr>
+          <w:b/>
+          <w:bCs/>
+        </w:rPr>
+        <w:t>Suriajaya</w:t>
+      </w:r>
+      <w:proofErr w:type="spellEnd"/>
+      <w:r>
+        <w:rPr>
+          <w:b/>
+          <w:bCs/>
+        </w:rPr>
+        <w:t xml:space="preserve"> (2025).</w:t>
       </w:r>
       <w:r>
         <w:t xml:space="preserve"> “Pair Correlation Conjecture for the zeros of the Riemann zeta-function II: The Alternative Hypothesis.” arXiv:2507.06823. </w:t>
@@ -1794,7 +2668,23 @@
           <w:b/>
           <w:bCs/>
         </w:rPr>
-        <w:t>J. Brian Conrey, David W. Farmer, Chung-Hang Kwan, Yongxiao Lin, and Caroline L. Turnage-Butterbaugh (2025).</w:t>
+        <w:t xml:space="preserve">J. Brian Conrey, David W. Farmer, Chung-Hang Kwan, </w:t>
+      </w:r>
+      <w:proofErr w:type="spellStart"/>
+      <w:r>
+        <w:rPr>
+          <w:b/>
+          <w:bCs/>
+        </w:rPr>
+        <w:t>Yongxiao</w:t>
+      </w:r>
+      <w:proofErr w:type="spellEnd"/>
+      <w:r>
+        <w:rPr>
+          <w:b/>
+          <w:bCs/>
+        </w:rPr>
+        <w:t xml:space="preserve"> Lin, and Caroline L. Turnage-Butterbaugh (2025).</w:t>
       </w:r>
       <w:r>
         <w:t xml:space="preserve"> “Short mollifiers of the Riemann zeta-function.” arXiv:2508.11108. </w:t>
@@ -1820,7 +2710,23 @@
           <w:b/>
           <w:bCs/>
         </w:rPr>
-        <w:t>Daniel A. Goldston and Ade Irma Suriajaya (2025).</w:t>
+        <w:t xml:space="preserve">Daniel A. Goldston and Ade Irma </w:t>
+      </w:r>
+      <w:proofErr w:type="spellStart"/>
+      <w:r>
+        <w:rPr>
+          <w:b/>
+          <w:bCs/>
+        </w:rPr>
+        <w:t>Suriajaya</w:t>
+      </w:r>
+      <w:proofErr w:type="spellEnd"/>
+      <w:r>
+        <w:rPr>
+          <w:b/>
+          <w:bCs/>
+        </w:rPr>
+        <w:t xml:space="preserve"> (2025).</w:t>
       </w:r>
       <w:r>
         <w:t xml:space="preserve"> “Zeta zeros on the critical line.” arXiv:2511.20059. </w:t>
@@ -1849,7 +2755,23 @@
         <w:t>Kaisa Matomäki, Maksym Radziwiłł, Xuancheng Shao, Terence Tao, and Joni Teräväinen (2026).</w:t>
       </w:r>
       <w:r>
-        <w:t xml:space="preserve"> “Higher uniformity of arithmetic functions in short intervals II. Almost all intervals.” Inventiones Mathematicae 244, 967-1091. </w:t>
+        <w:t xml:space="preserve"> “Higher uniformity of arithmetic functions in short intervals II. Almost all intervals.” </w:t>
+      </w:r>
+      <w:proofErr w:type="spellStart"/>
+      <w:r>
+        <w:t>Inventiones</w:t>
+      </w:r>
+      <w:proofErr w:type="spellEnd"/>
+      <w:r>
+        <w:t xml:space="preserve"> </w:t>
+      </w:r>
+      <w:proofErr w:type="spellStart"/>
+      <w:r>
+        <w:t>Mathematicae</w:t>
+      </w:r>
+      <w:proofErr w:type="spellEnd"/>
+      <w:r>
+        <w:t xml:space="preserve"> 244, 967-1091. </w:t>
       </w:r>
       <w:hyperlink r:id="rId75">
         <w:r>
@@ -1925,7 +2847,23 @@
           <w:bCs/>
         </w:rPr>
         <w:lastRenderedPageBreak/>
-        <w:t>Daniel A. Goldston and Ade Irma Suriajaya (2026).</w:t>
+        <w:t xml:space="preserve">Daniel A. Goldston and Ade Irma </w:t>
+      </w:r>
+      <w:proofErr w:type="spellStart"/>
+      <w:r>
+        <w:rPr>
+          <w:b/>
+          <w:bCs/>
+        </w:rPr>
+        <w:t>Suriajaya</w:t>
+      </w:r>
+      <w:proofErr w:type="spellEnd"/>
+      <w:r>
+        <w:rPr>
+          <w:b/>
+          <w:bCs/>
+        </w:rPr>
+        <w:t xml:space="preserve"> (2026).</w:t>
       </w:r>
       <w:r>
         <w:t xml:space="preserve"> “Zeta Zeros in a Narrow Vertical Box.” Analysis Mathematica 52; arXiv:2603.28104. </w:t>
@@ -2003,7 +2941,23 @@
           <w:b/>
           <w:bCs/>
         </w:rPr>
-        <w:t>Haakan Hedenmalm (2026).</w:t>
+        <w:t xml:space="preserve">Haakan </w:t>
+      </w:r>
+      <w:proofErr w:type="spellStart"/>
+      <w:r>
+        <w:rPr>
+          <w:b/>
+          <w:bCs/>
+        </w:rPr>
+        <w:t>Hedenmalm</w:t>
+      </w:r>
+      <w:proofErr w:type="spellEnd"/>
+      <w:r>
+        <w:rPr>
+          <w:b/>
+          <w:bCs/>
+        </w:rPr>
+        <w:t xml:space="preserve"> (2026).</w:t>
       </w:r>
       <w:r>
         <w:t xml:space="preserve"> “Spectral interpretation of Riemann zeta zeros.” arXiv:2606.17494. </w:t>
@@ -2029,7 +2983,23 @@
           <w:b/>
           <w:bCs/>
         </w:rPr>
-        <w:t>Levent Alpöge and Ralph Furman (2026).</w:t>
+        <w:t xml:space="preserve">Levent </w:t>
+      </w:r>
+      <w:proofErr w:type="spellStart"/>
+      <w:r>
+        <w:rPr>
+          <w:b/>
+          <w:bCs/>
+        </w:rPr>
+        <w:t>Alpöge</w:t>
+      </w:r>
+      <w:proofErr w:type="spellEnd"/>
+      <w:r>
+        <w:rPr>
+          <w:b/>
+          <w:bCs/>
+        </w:rPr>
+        <w:t xml:space="preserve"> and Ralph Furman (2026).</w:t>
       </w:r>
       <w:r>
         <w:t xml:space="preserve"> “More than two thirds of the zeta zeros are simple and on the critical line.” arXiv:2608.13637. </w:t>
